--- a/droit social dcg/3- conclusion du CT.docx
+++ b/droit social dcg/3- conclusion du CT.docx
@@ -8,17 +8,26 @@
         <w:jc w:val="center"/>
       </w:pPr>
       <w:r>
+        <w:rPr>
+          <w:b/>
+          <w:color w:val="1F4E79"/>
+          <w:sz w:val="34"/>
+        </w:rPr>
         <w:t>FICHE 3 : LA CONCLUSION DU CONTRAT DE TRAVAIL</w:t>
       </w:r>
     </w:p>
-    <w:p/>
     <w:p/>
     <w:p>
       <w:pPr>
         <w:pStyle w:val="Heading2"/>
       </w:pPr>
       <w:r>
-        <w:t>I- LES CARACT�RES DU CONTRAT DE TRAVAIL</w:t>
+        <w:rPr>
+          <w:b/>
+          <w:color w:val="2F5496"/>
+          <w:sz w:val="24"/>
+        </w:rPr>
+        <w:t>I- LES CARACTeRES DU CONTRAT DE TRAVAIL</w:t>
       </w:r>
     </w:p>
     <w:p>
@@ -26,17 +35,32 @@
         <w:pStyle w:val="Heading2"/>
       </w:pPr>
       <w:r>
-        <w:t>A-  D�FINITION</w:t>
+        <w:rPr>
+          <w:b/>
+          <w:color w:val="2F5496"/>
+          <w:sz w:val="24"/>
+        </w:rPr>
+        <w:t>A- D'FINITION</w:t>
       </w:r>
     </w:p>
     <w:p>
       <w:r>
-        <w:t>Le contrat de travail est une convention par laquelle une personne, le salari�, s�engage � travailler pour une autre, l�em-</w:t>
+        <w:rPr>
+          <w:b w:val="0"/>
+          <w:color w:val="000000"/>
+          <w:sz w:val="22"/>
+        </w:rPr>
+        <w:t>Le contrat de travail est une convention par laquelle une personne, le salarie, s'engage e travailler pour une autre, l'em-</w:t>
       </w:r>
     </w:p>
     <w:p>
       <w:r>
-        <w:t>ployeur, moyennant r�mun�ration et sous la subordination de laquelle il se place.</w:t>
+        <w:rPr>
+          <w:b w:val="0"/>
+          <w:color w:val="000000"/>
+          <w:sz w:val="22"/>
+        </w:rPr>
+        <w:t>ployeur, moyennant remuneration et sous la subordination de laquelle il se place.</w:t>
       </w:r>
     </w:p>
     <w:p>
@@ -44,12 +68,22 @@
         <w:pStyle w:val="Heading2"/>
       </w:pPr>
       <w:r>
-        <w:t>B- CRIT�RES D�EXISTENCE DU CONTRAT DE TRAVAIL</w:t>
+        <w:rPr>
+          <w:b/>
+          <w:color w:val="2F5496"/>
+          <w:sz w:val="24"/>
+        </w:rPr>
+        <w:t>B- CRITeRES D'EXISTENCE DU CONTRAT DE TRAVAIL</w:t>
       </w:r>
     </w:p>
     <w:p>
       <w:r>
-        <w:t>En l�absence de d�finition l�gale, les tribunaux caract�risent l�existence d�un contrat de travail � partir de trois crit�res :</w:t>
+        <w:rPr>
+          <w:b w:val="0"/>
+          <w:color w:val="000000"/>
+          <w:sz w:val="22"/>
+        </w:rPr>
+        <w:t>En l'absence de d'finition l'gale, les tribunaux caracterisent l'existence d'un contrat de travail e partir de trois criteres :</w:t>
       </w:r>
     </w:p>
     <w:p>
@@ -57,21 +91,41 @@
         <w:pStyle w:val="Heading2"/>
       </w:pPr>
       <w:r>
+        <w:rPr>
+          <w:b/>
+          <w:color w:val="2F5496"/>
+          <w:sz w:val="24"/>
+        </w:rPr>
         <w:t>LA PRESTATION DE TRAVAIL</w:t>
       </w:r>
     </w:p>
     <w:p>
       <w:r>
+        <w:rPr>
+          <w:b w:val="0"/>
+          <w:color w:val="000000"/>
+          <w:sz w:val="22"/>
+        </w:rPr>
         <w:t>?</w:t>
       </w:r>
     </w:p>
     <w:p>
       <w:r>
-        <w:t>Elle constitue l�activit� du salari�. Elle peut �tre de nature intellectuelle, physique ou manuelle. Elle doit correspondre �</w:t>
+        <w:rPr>
+          <w:b w:val="0"/>
+          <w:color w:val="000000"/>
+          <w:sz w:val="22"/>
+        </w:rPr>
+        <w:t>Elle constitue l'activite du salarie. Elle peut etre de nature intellectuelle, physique ou manuelle. Elle doit correspondre e</w:t>
       </w:r>
     </w:p>
     <w:p>
       <w:r>
+        <w:rPr>
+          <w:b w:val="0"/>
+          <w:color w:val="000000"/>
+          <w:sz w:val="22"/>
+        </w:rPr>
         <w:t>un travail effectif.</w:t>
       </w:r>
     </w:p>
@@ -80,27 +134,52 @@
         <w:pStyle w:val="Heading2"/>
       </w:pPr>
       <w:r>
-        <w:t>LA R�MUN�RATION</w:t>
+        <w:rPr>
+          <w:b/>
+          <w:color w:val="2F5496"/>
+          <w:sz w:val="24"/>
+        </w:rPr>
+        <w:t>LA ReMUNeRATION</w:t>
       </w:r>
     </w:p>
     <w:p>
       <w:r>
+        <w:rPr>
+          <w:b w:val="0"/>
+          <w:color w:val="000000"/>
+          <w:sz w:val="22"/>
+        </w:rPr>
         <w:t>?</w:t>
       </w:r>
     </w:p>
     <w:p>
       <w:r>
-        <w:t>Elle doit �tre envisag�e comme la contrepartie de la prestation de travail, et peu prendre la forme d�une r�tribution en</w:t>
+        <w:rPr>
+          <w:b w:val="0"/>
+          <w:color w:val="000000"/>
+          <w:sz w:val="22"/>
+        </w:rPr>
+        <w:t>Elle doit etre envisagee comme la contrepartie de la prestation de travail, et peu prendre la forme d'une retribution en</w:t>
       </w:r>
     </w:p>
     <w:p>
       <w:r>
-        <w:t>esp�ces ou en nature. Elle permet de distinguer le contrat de travail d�autres situations comme le b�n�volat, le contrat de</w:t>
+        <w:rPr>
+          <w:b w:val="0"/>
+          <w:color w:val="000000"/>
+          <w:sz w:val="22"/>
+        </w:rPr>
+        <w:t>especes ou en nature. Elle permet de distinguer le contrat de travail d'autres situations comme le ben'volat, le contrat de</w:t>
       </w:r>
     </w:p>
     <w:p>
       <w:r>
-        <w:t>soci�t�....</w:t>
+        <w:rPr>
+          <w:b w:val="0"/>
+          <w:color w:val="000000"/>
+          <w:sz w:val="22"/>
+        </w:rPr>
+        <w:t>societ'....</w:t>
       </w:r>
     </w:p>
     <w:p>
@@ -108,42 +187,82 @@
         <w:pStyle w:val="Heading2"/>
       </w:pPr>
       <w:r>
+        <w:rPr>
+          <w:b/>
+          <w:color w:val="2F5496"/>
+          <w:sz w:val="24"/>
+        </w:rPr>
         <w:t>LE LIEN DE SUBORDINATION JURIDIQUE</w:t>
       </w:r>
     </w:p>
     <w:p>
       <w:r>
+        <w:rPr>
+          <w:b w:val="0"/>
+          <w:color w:val="000000"/>
+          <w:sz w:val="22"/>
+        </w:rPr>
         <w:t>?</w:t>
       </w:r>
     </w:p>
     <w:p>
       <w:r>
-        <w:t>C�est le crit�re essentiel. Il consiste pour le salari� � �tre soumis au pouvoir de direction et de contr�le de l�employeur.</w:t>
+        <w:rPr>
+          <w:b w:val="0"/>
+          <w:color w:val="000000"/>
+          <w:sz w:val="22"/>
+        </w:rPr>
+        <w:t>C'est le critere essentiel. Il consiste pour le salarie e etre soumis au pouvoir de direction et de contrele de l'employeur.</w:t>
       </w:r>
     </w:p>
     <w:p>
       <w:r>
-        <w:t>En vertu de cette pr�rogative, l�employeur dirige, donne des ordres et directives que le salari� est tenu de respecter.</w:t>
+        <w:rPr>
+          <w:b w:val="0"/>
+          <w:color w:val="000000"/>
+          <w:sz w:val="22"/>
+        </w:rPr>
+        <w:t>En vertu de cette prerogative, l'employeur dirige, donne des ordres et directives que le salarie est tenu de respecter.</w:t>
       </w:r>
     </w:p>
     <w:p>
       <w:r>
-        <w:t>Ce crit�re est parfois difficile � caract�riser pour certaines cat�gories de salari�s (certains emplois supposent une</w:t>
+        <w:rPr>
+          <w:b w:val="0"/>
+          <w:color w:val="000000"/>
+          <w:sz w:val="22"/>
+        </w:rPr>
+        <w:t>Ce critere est parfois difficile e caracteriser pour certaines categories de salaries (certains emplois supposent une</w:t>
       </w:r>
     </w:p>
     <w:p>
       <w:r>
-        <w:t>grande autonomie) ou lorsqu�il s�agit de postes de haute technicit� (le crit�re de l�appartenance � un service organis� est</w:t>
+        <w:rPr>
+          <w:b w:val="0"/>
+          <w:color w:val="000000"/>
+          <w:sz w:val="22"/>
+        </w:rPr>
+        <w:t>grande autonomie) ou lorsqu'il s'agit de postes de haute technicite (le critere de l'appartenance e un service organise est</w:t>
       </w:r>
     </w:p>
     <w:p>
       <w:r>
-        <w:t>insuffisant) mais il est d�cisif pour distinguer la relation de travail de situations juridiques telles que le mandat, le</w:t>
+        <w:rPr>
+          <w:b w:val="0"/>
+          <w:color w:val="000000"/>
+          <w:sz w:val="22"/>
+        </w:rPr>
+        <w:t>insuffisant) mais il est d'cisif pour distinguer la relation de travail de situations juridiques telles que le mandat, le</w:t>
       </w:r>
     </w:p>
     <w:p>
       <w:r>
-        <w:t>contrat de soci�t� ou le contrat d�entreprise.</w:t>
+        <w:rPr>
+          <w:b w:val="0"/>
+          <w:color w:val="000000"/>
+          <w:sz w:val="22"/>
+        </w:rPr>
+        <w:t>contrat de societ' ou le contrat d'entreprise.</w:t>
       </w:r>
     </w:p>
     <w:p>
@@ -151,42 +270,82 @@
         <w:pStyle w:val="Heading2"/>
       </w:pPr>
       <w:r>
-        <w:t>C- POUVOIR D�APPR�CIATION DU JUGE</w:t>
+        <w:rPr>
+          <w:b/>
+          <w:color w:val="2F5496"/>
+          <w:sz w:val="24"/>
+        </w:rPr>
+        <w:t>C- POUVOIR D'APPReCIATION DU JUGE</w:t>
       </w:r>
     </w:p>
     <w:p>
       <w:r>
-        <w:t>En cas de litige, le juge cherche � qualifier la relation contractuelle qui existe entre les parties au litige. Il appr�cie la</w:t>
+        <w:rPr>
+          <w:b w:val="0"/>
+          <w:color w:val="000000"/>
+          <w:sz w:val="22"/>
+        </w:rPr>
+        <w:t>En cas de litige, le juge cherche e qualifier la relation contractuelle qui existe entre les parties au litige. Il apprecie la</w:t>
       </w:r>
     </w:p>
     <w:p>
       <w:r>
-        <w:t>volont� des parties sans �tre tenu par la qualification qu�elles ont donn�e au contrat. Ce sont souvent les conditions de</w:t>
+        <w:rPr>
+          <w:b w:val="0"/>
+          <w:color w:val="000000"/>
+          <w:sz w:val="22"/>
+        </w:rPr>
+        <w:t>volonte des parties sans etre tenu par la qualification qu'elles ont donnee au contrat. Ce sont souvent les conditions de</w:t>
       </w:r>
     </w:p>
     <w:p>
       <w:r>
-        <w:t>fait dans lesquelles l�activit� est exerc�e qui permettent de d�duire l�existence d�un contrat de travail (pour exemple :</w:t>
+        <w:rPr>
+          <w:b w:val="0"/>
+          <w:color w:val="000000"/>
+          <w:sz w:val="22"/>
+        </w:rPr>
+        <w:t>fait dans lesquelles l'activite est exercee qui permettent de d'duire l'existence d'un contrat de travail (pour exemple :</w:t>
       </w:r>
     </w:p>
     <w:p>
       <w:r>
-        <w:t>Cass. soc. 19 d�c. 2000 : un contrat de location de v�hicule �quip� taxi est requalifi� en contrat de travail ; 29 sept.</w:t>
+        <w:rPr>
+          <w:b w:val="0"/>
+          <w:color w:val="000000"/>
+          <w:sz w:val="22"/>
+        </w:rPr>
+        <w:t>Cass. soc. 19 d'c. 2000 : un contrat de location de vehicule equipe taxi est requalifie en contrat de travail ; 29 sept.</w:t>
       </w:r>
     </w:p>
     <w:p>
       <w:r>
-        <w:t>2009 : une convention de mission entre un m�decin et une mutuelle est requalifi�e en contrat de travail ; 20 janv.</w:t>
+        <w:rPr>
+          <w:b w:val="0"/>
+          <w:color w:val="000000"/>
+          <w:sz w:val="22"/>
+        </w:rPr>
+        <w:t>2009 : une convention de mission entre un m'decin et une mutuelle est requalifiee en contrat de travail ; 20 janv.</w:t>
       </w:r>
     </w:p>
     <w:p>
       <w:r>
-        <w:t>2010 ; Cass. soc. 18 janvier 2012, un contrat de franchise est requalifi� en contrat de travail ; Cass. soc. 28 f�vrier</w:t>
+        <w:rPr>
+          <w:b w:val="0"/>
+          <w:color w:val="000000"/>
+          <w:sz w:val="22"/>
+        </w:rPr>
+        <w:t>2010 ; Cass. soc. 18 janvier 2012, un contrat de franchise est requalifie en contrat de travail ; Cass. soc. 28 fevrier</w:t>
       </w:r>
     </w:p>
     <w:p>
       <w:r>
-        <w:t>2018, un contrat de prestation de service est requalifi� en contrat de travail).</w:t>
+        <w:rPr>
+          <w:b w:val="0"/>
+          <w:color w:val="000000"/>
+          <w:sz w:val="22"/>
+        </w:rPr>
+        <w:t>2018, un contrat de prestation de service est requalifie en contrat de travail).</w:t>
       </w:r>
     </w:p>
     <w:p>
@@ -194,12 +353,22 @@
         <w:pStyle w:val="Heading2"/>
       </w:pPr>
       <w:r>
+        <w:rPr>
+          <w:b/>
+          <w:color w:val="7030A0"/>
+          <w:sz w:val="24"/>
+        </w:rPr>
         <w:t>II- LES CONDITIONS DE FOND DU CONTRAT DE TRAVAIL</w:t>
       </w:r>
     </w:p>
     <w:p>
       <w:r>
-        <w:t>Valables pour l�ensemble des contrats, les conditions de l�article 1128 du code civil s�appliquent au contrat de travail.</w:t>
+        <w:rPr>
+          <w:b w:val="0"/>
+          <w:color w:val="7030A0"/>
+          <w:sz w:val="22"/>
+        </w:rPr>
+        <w:t>Valables pour l'ensemble des contrats, les conditions de l'article 1128 du code civil s'appliquent au contrat de travail.</w:t>
       </w:r>
     </w:p>
     <w:p>
@@ -207,27 +376,52 @@
         <w:pStyle w:val="Heading2"/>
       </w:pPr>
       <w:r>
+        <w:rPr>
+          <w:b/>
+          <w:color w:val="2F5496"/>
+          <w:sz w:val="24"/>
+        </w:rPr>
         <w:t>LE CONSENTEMENT</w:t>
       </w:r>
     </w:p>
     <w:p>
       <w:r>
+        <w:rPr>
+          <w:b w:val="0"/>
+          <w:color w:val="000000"/>
+          <w:sz w:val="22"/>
+        </w:rPr>
         <w:t>?</w:t>
       </w:r>
     </w:p>
     <w:p>
       <w:r>
-        <w:t>Il doit �tre personnel et r�ciproque compte tenu notamment du caract�re intuitu personae du contrat de travail. Les</w:t>
+        <w:rPr>
+          <w:b w:val="0"/>
+          <w:color w:val="000000"/>
+          <w:sz w:val="22"/>
+        </w:rPr>
+        <w:t>Il doit etre personnel et reciproque compte tenu notamment du caractere intuitu personae du contrat de travail. Les</w:t>
       </w:r>
     </w:p>
     <w:p>
       <w:r>
-        <w:t>vices du consentement (erreur, dol, violence) trouvent aussi � s�appliquer et peuvent justifier l�annulation du contrat</w:t>
+        <w:rPr>
+          <w:b w:val="0"/>
+          <w:color w:val="000000"/>
+          <w:sz w:val="22"/>
+        </w:rPr>
+        <w:t>vices du consentement (erreur, dol, violence) trouvent aussi e s'appliquer et peuvent justifier l'annulation du contrat</w:t>
       </w:r>
     </w:p>
     <w:p>
       <w:r>
-        <w:t>dans certaines hypoth�ses. Par exemple l�erreur sur la personne ou le dol si l�erreur est d�terminante.</w:t>
+        <w:rPr>
+          <w:b w:val="0"/>
+          <w:color w:val="000000"/>
+          <w:sz w:val="22"/>
+        </w:rPr>
+        <w:t>dans certaines hypotheses. Par exemple l'erreur sur la personne ou le dol si l'erreur est d'terminante.</w:t>
       </w:r>
     </w:p>
     <w:p>
@@ -235,22 +429,42 @@
         <w:pStyle w:val="Heading2"/>
       </w:pPr>
       <w:r>
-        <w:t>LA CAPACIT�</w:t>
+        <w:rPr>
+          <w:b/>
+          <w:color w:val="2F5496"/>
+          <w:sz w:val="24"/>
+        </w:rPr>
+        <w:t>LA CAPACITe</w:t>
       </w:r>
     </w:p>
     <w:p>
       <w:r>
+        <w:rPr>
+          <w:b w:val="0"/>
+          <w:color w:val="000000"/>
+          <w:sz w:val="22"/>
+        </w:rPr>
         <w:t>?</w:t>
       </w:r>
     </w:p>
     <w:p>
       <w:r>
-        <w:t>L�employeur, personne physique ou morale doit avoir la qualit� pour embaucher. Le salari�, n�cessairement personne</w:t>
+        <w:rPr>
+          <w:b w:val="0"/>
+          <w:color w:val="000000"/>
+          <w:sz w:val="22"/>
+        </w:rPr>
+        <w:t>L'employeur, personne physique ou morale doit avoir la qualite pour embaucher. Le salarie, n'cessairement personne</w:t>
       </w:r>
     </w:p>
     <w:p>
       <w:r>
-        <w:t>physique, peut �tre contraint d�obtenir l�accord de ses repr�sentants l�gaux lorsqu�il est mineur non �mancip�.</w:t>
+        <w:rPr>
+          <w:b w:val="0"/>
+          <w:color w:val="000000"/>
+          <w:sz w:val="22"/>
+        </w:rPr>
+        <w:t>physique, peut etre contraint d'obtenir l'accord de ses representants l'gaux lorsqu'il est mineur non emancipe.</w:t>
       </w:r>
     </w:p>
     <w:p>
@@ -258,17 +472,32 @@
         <w:pStyle w:val="Heading2"/>
       </w:pPr>
       <w:r>
+        <w:rPr>
+          <w:b/>
+          <w:color w:val="2F5496"/>
+          <w:sz w:val="24"/>
+        </w:rPr>
         <w:t>LE CONTENU DU CONTRAT</w:t>
       </w:r>
     </w:p>
     <w:p>
       <w:r>
+        <w:rPr>
+          <w:b w:val="0"/>
+          <w:color w:val="000000"/>
+          <w:sz w:val="22"/>
+        </w:rPr>
         <w:t>?</w:t>
       </w:r>
     </w:p>
     <w:p>
       <w:r>
-        <w:t>Il doit �tre possible, d�termin� ou d�terminable et licite.</w:t>
+        <w:rPr>
+          <w:b w:val="0"/>
+          <w:color w:val="000000"/>
+          <w:sz w:val="22"/>
+        </w:rPr>
+        <w:t>Il doit etre possible, d'termine ou d'terminable et licite.</w:t>
       </w:r>
     </w:p>
     <w:p>
@@ -276,6 +505,11 @@
         <w:pStyle w:val="Heading2"/>
       </w:pPr>
       <w:r>
+        <w:rPr>
+          <w:b/>
+          <w:color w:val="7030A0"/>
+          <w:sz w:val="24"/>
+        </w:rPr>
         <w:t>III- LES CONDITIONS DE FORME DU CONTRAT DE TRAVAIL</w:t>
       </w:r>
     </w:p>
@@ -284,72 +518,136 @@
         <w:pStyle w:val="Heading2"/>
       </w:pPr>
       <w:r>
-        <w:t>A-  LE CDI</w:t>
+        <w:rPr>
+          <w:b/>
+          <w:color w:val="2F5496"/>
+          <w:sz w:val="24"/>
+        </w:rPr>
+        <w:t>A- LE CDI</w:t>
       </w:r>
     </w:p>
     <w:p>
       <w:r>
-        <w:t>Le contrat de travail de droit commun � temps plein (CDI) n�est soumis � aucune condition de forme. ?</w:t>
+        <w:rPr>
+          <w:b w:val="0"/>
+          <w:color w:val="000000"/>
+          <w:sz w:val="22"/>
+        </w:rPr>
+        <w:t>Le contrat de travail de droit commun e temps plein (CDI) n'est soumis e aucune condition de forme. ?</w:t>
       </w:r>
     </w:p>
     <w:p>
       <w:r>
-        <w:t>Manifestation du caract�re consensuel du contrat, l��crit n�est pas une condition de validit�. N�anmoins la directive</w:t>
+        <w:rPr>
+          <w:b w:val="0"/>
+          <w:color w:val="000000"/>
+          <w:sz w:val="22"/>
+        </w:rPr>
+        <w:t>Manifestation du caractere consensuel du contrat, l'ecrit n'est pas une condition de validite. N'anmoins la directive</w:t>
       </w:r>
     </w:p>
     <w:p>
       <w:r>
-        <w:t>europ�enne du 14 octobre 1991 impose � l�employeur de remettre au salari� un �crit comportant les �l�ments essentiels</w:t>
+        <w:rPr>
+          <w:b w:val="0"/>
+          <w:color w:val="000000"/>
+          <w:sz w:val="22"/>
+        </w:rPr>
+        <w:t>europeenne du 14 octobre 1991 impose e l'employeur de remettre au salarie un ecrit comportant les el'ments essentiels</w:t>
       </w:r>
     </w:p>
     <w:p>
       <w:r>
-        <w:t>du contrat de travail dans les deux mois de l�embauche (parties au contrat, emploi, r�mun�ration, dur�e du travail�).</w:t>
+        <w:rPr>
+          <w:b w:val="0"/>
+          <w:color w:val="000000"/>
+          <w:sz w:val="22"/>
+        </w:rPr>
+        <w:t>du contrat de travail dans les deux mois de l'embauche (parties au contrat, emploi, remuneration, duree du travaile).</w:t>
       </w:r>
     </w:p>
     <w:p>
       <w:r>
-        <w:t>Cette obligation est satisfaite par la d�claration pr�alable � l�embauche et la remise du bulletin de paie. Toutefois</w:t>
+        <w:rPr>
+          <w:b w:val="0"/>
+          <w:color w:val="000000"/>
+          <w:sz w:val="22"/>
+        </w:rPr>
+        <w:t>Cette obligation est satisfaite par la d'claration prealable e l'embauche et la remise du bulletin de paie. Toutefois</w:t>
       </w:r>
     </w:p>
     <w:p>
       <w:r>
-        <w:t>l�absence d��crit n�est pas sans cons�quences lorsqu�il s�agit de prouver l�existence de la relation de travail. C�est la</w:t>
+        <w:rPr>
+          <w:b w:val="0"/>
+          <w:color w:val="000000"/>
+          <w:sz w:val="22"/>
+        </w:rPr>
+        <w:t>l'absence d'ecrit n'est pas sans consequences lorsqu'il s'agit de prouver l'existence de la relation de travail. C'est la</w:t>
       </w:r>
     </w:p>
     <w:p>
       <w:r>
-        <w:t>raison pour laquelle il est vivement conseill� de s�y contraindre pour se r�server la preuve de son existence et des</w:t>
+        <w:rPr>
+          <w:b w:val="0"/>
+          <w:color w:val="000000"/>
+          <w:sz w:val="22"/>
+        </w:rPr>
+        <w:t>raison pour laquelle il est vivement conseille de s'y contraindre pour se reserver la preuve de son existence et des</w:t>
       </w:r>
     </w:p>
     <w:p>
       <w:r>
-        <w:t>modalit�s de son ex�cution.</w:t>
+        <w:rPr>
+          <w:b w:val="0"/>
+          <w:color w:val="000000"/>
+          <w:sz w:val="22"/>
+        </w:rPr>
+        <w:t>modalites de son execution.</w:t>
       </w:r>
     </w:p>
-    <w:p/>
     <w:p/>
     <w:p>
       <w:pPr>
         <w:pStyle w:val="Heading2"/>
       </w:pPr>
       <w:r>
-        <w:t>B-  LES AUTRES CONTRATS</w:t>
+        <w:rPr>
+          <w:b/>
+          <w:color w:val="2F5496"/>
+          <w:sz w:val="24"/>
+        </w:rPr>
+        <w:t>B- LES AUTRES CONTRATS</w:t>
       </w:r>
     </w:p>
     <w:p>
       <w:r>
-        <w:t>Les autres contrats de travail (contrat � dur�e d�termin�e, contrat de travail temporaire, contrats d�insertion</w:t>
+        <w:rPr>
+          <w:b w:val="0"/>
+          <w:color w:val="000000"/>
+          <w:sz w:val="22"/>
+        </w:rPr>
+        <w:t>Les autres contrats de travail (contrat e duree d'terminee, contrat de travail temporaire, contrats d'insertion</w:t>
       </w:r>
     </w:p>
     <w:p>
       <w:r>
-        <w:t>professionnelle�) font l�objet de conditions de forme qu�il est imp�ratif de respecter sous peine de sanctions civiles</w:t>
+        <w:rPr>
+          <w:b w:val="0"/>
+          <w:color w:val="000000"/>
+          <w:sz w:val="22"/>
+        </w:rPr>
+        <w:t>professionnellee) font l'objet de conditions de forme qu'il est imperatif de respecter sous peine de sanctions civiles</w:t>
       </w:r>
     </w:p>
     <w:p>
       <w:r>
-        <w:t>et/ou p�nales.</w:t>
+        <w:rPr>
+          <w:b w:val="0"/>
+          <w:color w:val="000000"/>
+          <w:sz w:val="22"/>
+        </w:rPr>
+        <w:t>et/ou penales.</w:t>
       </w:r>
     </w:p>
     <w:p>
@@ -357,7 +655,12 @@
         <w:pStyle w:val="Heading2"/>
       </w:pPr>
       <w:r>
-        <w:t>LES OBLIGATIONS DE L�EMPLOYEUR � LA CONCLUSION DU IV �</w:t>
+        <w:rPr>
+          <w:b/>
+          <w:color w:val="2F5496"/>
+          <w:sz w:val="24"/>
+        </w:rPr>
+        <w:t>LES OBLIGATIONS DE L'EMPLOYEUR e LA CONCLUSION DU IV e</w:t>
       </w:r>
     </w:p>
     <w:p>
@@ -365,6 +668,11 @@
         <w:pStyle w:val="Heading2"/>
       </w:pPr>
       <w:r>
+        <w:rPr>
+          <w:b/>
+          <w:color w:val="2F5496"/>
+          <w:sz w:val="24"/>
+        </w:rPr>
         <w:t>CONTRAT DE TRAVAIL</w:t>
       </w:r>
     </w:p>
@@ -373,12 +681,22 @@
         <w:pStyle w:val="Heading2"/>
       </w:pPr>
       <w:r>
-        <w:t>A-  LA D�CLARATION PR�ALABLE � L�EMBAUCHE</w:t>
+        <w:rPr>
+          <w:b/>
+          <w:color w:val="2F5496"/>
+          <w:sz w:val="24"/>
+        </w:rPr>
+        <w:t>A- LA D'CLARATION PReALABLE e L'EMBAUCHE</w:t>
       </w:r>
     </w:p>
     <w:p>
       <w:r>
-        <w:t>Ce document unique permet de r�unir en une op�ration l�ensemble des d�marches et d�clarations obligatoires.</w:t>
+        <w:rPr>
+          <w:b w:val="0"/>
+          <w:color w:val="000000"/>
+          <w:sz w:val="22"/>
+        </w:rPr>
+        <w:t>Ce document unique permet de reunir en une operation l'ensemble des d'marches et d'clarations obligatoires.</w:t>
       </w:r>
     </w:p>
     <w:p>
@@ -386,17 +704,32 @@
         <w:pStyle w:val="Heading2"/>
       </w:pPr>
       <w:r>
+        <w:rPr>
+          <w:b/>
+          <w:color w:val="2F5496"/>
+          <w:sz w:val="24"/>
+        </w:rPr>
         <w:t>CONTENU</w:t>
       </w:r>
     </w:p>
     <w:p>
       <w:r>
+        <w:rPr>
+          <w:b w:val="0"/>
+          <w:color w:val="000000"/>
+          <w:sz w:val="22"/>
+        </w:rPr>
         <w:t>?</w:t>
       </w:r>
     </w:p>
     <w:p>
       <w:r>
-        <w:t>La DPAE op�re les d�clarations suivantes :</w:t>
+        <w:rPr>
+          <w:b w:val="0"/>
+          <w:color w:val="000000"/>
+          <w:sz w:val="22"/>
+        </w:rPr>
+        <w:t>La DPAE opere les d'clarations suivantes :</w:t>
       </w:r>
     </w:p>
     <w:p>
@@ -404,7 +737,12 @@
         <w:pStyle w:val="ListBullet"/>
       </w:pPr>
       <w:r>
-        <w:t>immatriculation de l�employeur aupr�s de la S�curit� sociale ; -</w:t>
+        <w:rPr>
+          <w:b w:val="0"/>
+          <w:color w:val="000000"/>
+          <w:sz w:val="22"/>
+        </w:rPr>
+        <w:t>immatriculation de l'employeur aupres de la S'curite sociale ;</w:t>
       </w:r>
     </w:p>
     <w:p>
@@ -412,7 +750,12 @@
         <w:pStyle w:val="ListBullet"/>
       </w:pPr>
       <w:r>
-        <w:t>immatriculation du salari� au r�gime g�n�ral ou aux assurances sociales agricoles s�il s�agit d�un salari� agricole ; -</w:t>
+        <w:rPr>
+          <w:b w:val="0"/>
+          <w:color w:val="000000"/>
+          <w:sz w:val="22"/>
+        </w:rPr>
+        <w:t>immatriculation du salarie au regime gen'ral ou aux assurances sociales agricoles s'il s'agit d'un salarie agricole ;</w:t>
       </w:r>
     </w:p>
     <w:p>
@@ -420,7 +763,12 @@
         <w:pStyle w:val="ListBullet"/>
       </w:pPr>
       <w:r>
-        <w:t>demande d�affiliation au r�gime d�assurance-ch�mage ; -</w:t>
+        <w:rPr>
+          <w:b w:val="0"/>
+          <w:color w:val="000000"/>
+          <w:sz w:val="22"/>
+        </w:rPr>
+        <w:t>demande d'affiliation au regime d'assurance-chemage ;</w:t>
       </w:r>
     </w:p>
     <w:p>
@@ -428,7 +776,12 @@
         <w:pStyle w:val="ListBullet"/>
       </w:pPr>
       <w:r>
-        <w:t>demande d�adh�sion au service de sant� au travail ; -</w:t>
+        <w:rPr>
+          <w:b w:val="0"/>
+          <w:color w:val="000000"/>
+          <w:sz w:val="22"/>
+        </w:rPr>
+        <w:t>demande d'adhesion au service de sante au travail ;</w:t>
       </w:r>
     </w:p>
     <w:p>
@@ -436,7 +789,12 @@
         <w:pStyle w:val="ListBullet"/>
       </w:pPr>
       <w:r>
-        <w:t>demande de visite d�information et de pr�vention ; -</w:t>
+        <w:rPr>
+          <w:b w:val="0"/>
+          <w:color w:val="000000"/>
+          <w:sz w:val="22"/>
+        </w:rPr>
+        <w:t>demande de visite d'information et de prevention ;</w:t>
       </w:r>
     </w:p>
     <w:p>
@@ -444,7 +802,12 @@
         <w:pStyle w:val="ListBullet"/>
       </w:pPr>
       <w:r>
-        <w:t>d�claration li�e � l�emploi de salari�s occasionnels dans l�agriculture ; -</w:t>
+        <w:rPr>
+          <w:b w:val="0"/>
+          <w:color w:val="000000"/>
+          <w:sz w:val="22"/>
+        </w:rPr>
+        <w:t>d'claration liee e l'emploi de salaries occasionnels dans l'agriculture ;</w:t>
       </w:r>
     </w:p>
     <w:p>
@@ -452,7 +815,12 @@
         <w:pStyle w:val="ListBullet"/>
       </w:pPr>
       <w:r>
-        <w:t>pr�-�tablissement de la d�claration annuelle des donn�es sociales (DADS). -</w:t>
+        <w:rPr>
+          <w:b w:val="0"/>
+          <w:color w:val="000000"/>
+          <w:sz w:val="22"/>
+        </w:rPr>
+        <w:t>pre-etablissement de la d'claration annuelle des donnees sociales (DADS).</w:t>
       </w:r>
     </w:p>
     <w:p>
@@ -460,46 +828,91 @@
         <w:pStyle w:val="Heading2"/>
       </w:pPr>
       <w:r>
-        <w:t>MODALIT�S</w:t>
+        <w:rPr>
+          <w:b/>
+          <w:color w:val="2F5496"/>
+          <w:sz w:val="24"/>
+        </w:rPr>
+        <w:t>MODALITeS</w:t>
       </w:r>
     </w:p>
     <w:p>
       <w:r>
+        <w:rPr>
+          <w:b w:val="0"/>
+          <w:color w:val="000000"/>
+          <w:sz w:val="22"/>
+        </w:rPr>
         <w:t>?</w:t>
       </w:r>
     </w:p>
     <w:p>
       <w:r>
-        <w:t>La DPAE doit �tre adress�e au plus t�t dans les 8 jours pr�c�dant la date pr�visible d�embauche � l�URSSAF dans le</w:t>
+        <w:rPr>
+          <w:b w:val="0"/>
+          <w:color w:val="000000"/>
+          <w:sz w:val="22"/>
+        </w:rPr>
+        <w:t>La DPAE doit etre adressee au plus t't dans les 8 jours prec'dant la date previsible d'embauche e l'URSSAF dans le</w:t>
       </w:r>
     </w:p>
     <w:p>
       <w:r>
-        <w:t>ressort duquel est situ� l��tablissement employeur ou � la caisse de mutualit� sociale agricole du lieu de travail du salari�</w:t>
+        <w:rPr>
+          <w:b w:val="0"/>
+          <w:color w:val="000000"/>
+          <w:sz w:val="22"/>
+        </w:rPr>
+        <w:t>ressort duquel est situe l'etablissement employeur ou e la caisse de mutualite sociale agricole du lieu de travail du salarie</w:t>
       </w:r>
     </w:p>
     <w:p>
       <w:r>
+        <w:rPr>
+          <w:b w:val="0"/>
+          <w:color w:val="000000"/>
+          <w:sz w:val="22"/>
+        </w:rPr>
         <w:t>agricole.</w:t>
       </w:r>
     </w:p>
     <w:p>
       <w:r>
-        <w:t>Dans le cas g�n�ral, pour une entreprise, la d�claration est r�alis�e par internet ou par �changes de donn�es</w:t>
+        <w:rPr>
+          <w:b w:val="0"/>
+          <w:color w:val="000000"/>
+          <w:sz w:val="22"/>
+        </w:rPr>
+        <w:t>Dans le cas gen'ral, pour une entreprise, la d'claration est realisee par internet ou par echanges de donnees</w:t>
       </w:r>
     </w:p>
     <w:p>
       <w:r>
-        <w:t>informatis�es.</w:t>
+        <w:rPr>
+          <w:b w:val="0"/>
+          <w:color w:val="000000"/>
+          <w:sz w:val="22"/>
+        </w:rPr>
+        <w:t>informatisees.</w:t>
       </w:r>
     </w:p>
     <w:p>
       <w:r>
-        <w:t>Le non-respect de cette obligation entra�ne une p�nalit� dont le montant est �gal � trois cents fois le taux horaire du</w:t>
+        <w:rPr>
+          <w:b w:val="0"/>
+          <w:color w:val="000000"/>
+          <w:sz w:val="22"/>
+        </w:rPr>
+        <w:t>Le non-respect de cette obligation entraene une penalite dont le montant est egal e trois cents fois le taux horaire du</w:t>
       </w:r>
     </w:p>
     <w:p>
       <w:r>
+        <w:rPr>
+          <w:b w:val="0"/>
+          <w:color w:val="000000"/>
+          <w:sz w:val="22"/>
+        </w:rPr>
         <w:t>minimum garanti (article L. 1221-11 du Code du travail).</w:t>
       </w:r>
     </w:p>
@@ -508,42 +921,82 @@
         <w:pStyle w:val="Heading2"/>
       </w:pPr>
       <w:r>
-        <w:t>B-  LA VISITE D�INFORMATION ET DE PR�VENTION</w:t>
+        <w:rPr>
+          <w:b/>
+          <w:color w:val="2F5496"/>
+          <w:sz w:val="24"/>
+        </w:rPr>
+        <w:t>B- LA VISITE D'INFORMATION ET DE PReVENTION</w:t>
       </w:r>
     </w:p>
     <w:p>
       <w:r>
-        <w:t>La loi du 8 ao�t 2016, dans son titre V portant r�forme de la m�decine du travail, ne fait plus de la visite m�dicale</w:t>
+        <w:rPr>
+          <w:b w:val="0"/>
+          <w:color w:val="000000"/>
+          <w:sz w:val="22"/>
+        </w:rPr>
+        <w:t>La loi du 8 aoet 2016, dans son titre V portant reforme de la m'decine du travail, ne fait plus de la visite m'dicale</w:t>
       </w:r>
     </w:p>
     <w:p>
       <w:r>
-        <w:t>d�aptitude � l�embauche une obligation. Lui est substitu�e une visite d�information et de pr�vention qui doit avoir lieu</w:t>
+        <w:rPr>
+          <w:b w:val="0"/>
+          <w:color w:val="000000"/>
+          <w:sz w:val="22"/>
+        </w:rPr>
+        <w:t>d'aptitude e l'embauche une obligation. Lui est substituee une visite d'information et de prevention qui doit avoir lieu</w:t>
       </w:r>
     </w:p>
     <w:p>
       <w:r>
-        <w:t>dans les trois mois de la prise effective du poste. Elle est r�alis�e par un professionnel de sant� qui, selon le cas, pourra</w:t>
+        <w:rPr>
+          <w:b w:val="0"/>
+          <w:color w:val="000000"/>
+          <w:sz w:val="22"/>
+        </w:rPr>
+        <w:t>dans les trois mois de la prise effective du poste. Elle est realisee par un professionnel de sante qui, selon le cas, pourra</w:t>
       </w:r>
     </w:p>
     <w:p>
       <w:r>
-        <w:t>orienter le salari� vers le m�decin du travail si sa sant� le justifie.</w:t>
+        <w:rPr>
+          <w:b w:val="0"/>
+          <w:color w:val="000000"/>
+          <w:sz w:val="22"/>
+        </w:rPr>
+        <w:t>orienter le salarie vers le m'decin du travail si sa sante le justifie.</w:t>
       </w:r>
     </w:p>
     <w:p>
       <w:r>
-        <w:t>La r�gularit� de ce suivi sera fonction de la nature de l�emploi, de l��tat de sant� et de l�anciennet� du salari�.</w:t>
+        <w:rPr>
+          <w:b w:val="0"/>
+          <w:color w:val="000000"/>
+          <w:sz w:val="22"/>
+        </w:rPr>
+        <w:t>La regularite de ce suivi sera fonction de la nature de l'emploi, de l'etat de sante et de l'anciennete du salarie.</w:t>
       </w:r>
     </w:p>
     <w:p>
       <w:r>
-        <w:t>Une visite d�aptitude reste cependant obligatoire pour les salari�s dont l�emploi pr�sente des risques particuliers pour sa</w:t>
+        <w:rPr>
+          <w:b w:val="0"/>
+          <w:color w:val="000000"/>
+          <w:sz w:val="22"/>
+        </w:rPr>
+        <w:t>Une visite d'aptitude reste cependant obligatoire pour les salaries dont l'emploi presente des risques particuliers pour sa</w:t>
       </w:r>
     </w:p>
     <w:p>
       <w:r>
-        <w:t>s�curit� ou sa sant� ainsi que celle des tiers �voluant dans le m�me environnement de travail.</w:t>
+        <w:rPr>
+          <w:b w:val="0"/>
+          <w:color w:val="000000"/>
+          <w:sz w:val="22"/>
+        </w:rPr>
+        <w:t>s'curite ou sa sante ainsi que celle des tiers evoluant dans le m'me environnement de travail.</w:t>
       </w:r>
     </w:p>
     <w:p>
@@ -551,32 +1004,62 @@
         <w:pStyle w:val="Heading2"/>
       </w:pPr>
       <w:r>
-        <w:t>C-  LA TENUE DU REGISTRE DU PERSONNEL</w:t>
+        <w:rPr>
+          <w:b/>
+          <w:color w:val="2F5496"/>
+          <w:sz w:val="24"/>
+        </w:rPr>
+        <w:t>C- LA TENUE DU REGISTRE DU PERSONNEL</w:t>
       </w:r>
     </w:p>
     <w:p>
       <w:r>
-        <w:t>L�employeur doit obligatoirement tenir un registre unique du personnel sur lequel figure de fa�on ind�l�bile, les noms et</w:t>
+        <w:rPr>
+          <w:b w:val="0"/>
+          <w:color w:val="000000"/>
+          <w:sz w:val="22"/>
+        </w:rPr>
+        <w:t>L'employeur doit obligatoirement tenir un registre unique du personnel sur lequel figure de faeon indel'bile, les noms et</w:t>
       </w:r>
     </w:p>
     <w:p>
       <w:r>
-        <w:t>pr�noms de tous les salari�s dans l�ordre d�embauche, ainsi que tous les �v�nements survenant au cours de la carri�re.</w:t>
+        <w:rPr>
+          <w:b w:val="0"/>
+          <w:color w:val="000000"/>
+          <w:sz w:val="22"/>
+        </w:rPr>
+        <w:t>prenoms de tous les salaries dans l'ordre d'embauche, ainsi que tous les evenements survenant au cours de la carriere.</w:t>
       </w:r>
     </w:p>
     <w:p>
       <w:r>
-        <w:t>En outre le registre doit comporter les indications suivantes pour chaque salari� :</w:t>
+        <w:rPr>
+          <w:b w:val="0"/>
+          <w:color w:val="000000"/>
+          <w:sz w:val="22"/>
+        </w:rPr>
+        <w:t>En outre le registre doit comporter les indications suivantes pour chaque salarie :</w:t>
       </w:r>
     </w:p>
     <w:p>
       <w:r>
-        <w:t>Nom, pr�noms ; Nationalit� ; Date de naissance ; Sexe ; Emploi ; Qualification ; Date d�entr�e et de sortie de l��ta-</w:t>
+        <w:rPr>
+          <w:b w:val="0"/>
+          <w:color w:val="000000"/>
+          <w:sz w:val="22"/>
+        </w:rPr>
+        <w:t>Nom, prenoms ; Nationalite ; Date de naissance ; Sexe ; Emploi ; Qualification ; Date d'entree et de sortie de l'eta-</w:t>
       </w:r>
     </w:p>
     <w:p>
       <w:r>
-        <w:t>blissement ; Date de l�autorisation d�embauchage ou de licenciement.</w:t>
+        <w:rPr>
+          <w:b w:val="0"/>
+          <w:color w:val="000000"/>
+          <w:sz w:val="22"/>
+        </w:rPr>
+        <w:t>blissement ; Date de l'autorisation d'embauchage ou de licenciement.</w:t>
       </w:r>
     </w:p>
     <w:p>
@@ -584,32 +1067,62 @@
         <w:pStyle w:val="Heading2"/>
       </w:pPr>
       <w:r>
-        <w:t>LES AUTRES FORMALIT�S D �</w:t>
+        <w:rPr>
+          <w:b/>
+          <w:color w:val="2F5496"/>
+          <w:sz w:val="24"/>
+        </w:rPr>
+        <w:t>LES AUTRES FORMALITeS D e</w:t>
       </w:r>
     </w:p>
     <w:p>
       <w:r>
-        <w:t>Dans les entreprises d�au moins 50 salari�s, l�employeur doit, dans les huit premiers jours de chaque mois, adresser � la</w:t>
+        <w:rPr>
+          <w:b w:val="0"/>
+          <w:color w:val="000000"/>
+          <w:sz w:val="22"/>
+        </w:rPr>
+        <w:t>Dans les entreprises d'au moins 50 salaries, l'employeur doit, dans les huit premiers jours de chaque mois, adresser e la</w:t>
       </w:r>
     </w:p>
     <w:p>
       <w:r>
-        <w:t>Direction de l�animation de la recherche des �tudes et des statistiques (DARES) un relev� mensuel des contrats de</w:t>
+        <w:rPr>
+          <w:b w:val="0"/>
+          <w:color w:val="000000"/>
+          <w:sz w:val="22"/>
+        </w:rPr>
+        <w:t>Direction de l'animation de la recherche des etudes et des statistiques (DARES) un releve mensuel des contrats de</w:t>
       </w:r>
     </w:p>
     <w:p>
       <w:r>
-        <w:t>travail conclus ou rompus au cours du mois pr�c�dent.</w:t>
+        <w:rPr>
+          <w:b w:val="0"/>
+          <w:color w:val="000000"/>
+          <w:sz w:val="22"/>
+        </w:rPr>
+        <w:t>travail conclus ou rompus au cours du mois prec'dent.</w:t>
       </w:r>
     </w:p>
     <w:p>
       <w:r>
-        <w:t>D�autre part, le salari� est inform� qu'il b�n�ficie tous les deux ans d'un entretien professionnel avec son employeur,</w:t>
+        <w:rPr>
+          <w:b w:val="0"/>
+          <w:color w:val="000000"/>
+          <w:sz w:val="22"/>
+        </w:rPr>
+        <w:t>D'autre part, le salarie est informe qu'il ben'ficie tous les deux ans d'un entretien professionnel avec son employeur,</w:t>
       </w:r>
     </w:p>
     <w:p>
       <w:r>
-        <w:t>consacr� � ses perspectives d'�volution professionnelle, notamment en termes de qualifications et d'emploi.</w:t>
+        <w:rPr>
+          <w:b w:val="0"/>
+          <w:color w:val="000000"/>
+          <w:sz w:val="22"/>
+        </w:rPr>
+        <w:t>consacre e ses perspectives d'evolution professionnelle, notamment en termes de qualifications et d'emploi.</w:t>
       </w:r>
     </w:p>
     <w:p/>

--- a/droit social dcg/3- conclusion du CT.docx
+++ b/droit social dcg/3- conclusion du CT.docx
@@ -27,7 +27,7 @@
           <w:color w:val="2F5496"/>
           <w:sz w:val="24"/>
         </w:rPr>
-        <w:t>I- LES CARACTeRES DU CONTRAT DE TRAVAIL</w:t>
+        <w:t>I- LES CARACTÈRES DU CONTRAT DE TRAVAIL</w:t>
       </w:r>
     </w:p>
     <w:p>
@@ -40,7 +40,7 @@
           <w:color w:val="2F5496"/>
           <w:sz w:val="24"/>
         </w:rPr>
-        <w:t>A- D'FINITION</w:t>
+        <w:t>A-  DÉFINITION</w:t>
       </w:r>
     </w:p>
     <w:p>
@@ -50,7 +50,7 @@
           <w:color w:val="000000"/>
           <w:sz w:val="22"/>
         </w:rPr>
-        <w:t>Le contrat de travail est une convention par laquelle une personne, le salarie, s'engage e travailler pour une autre, l'em-</w:t>
+        <w:t>Le contrat de travail est une convention par laquelle une personne, le salarié, s'engage à travailler pour une autre, l'em-</w:t>
       </w:r>
     </w:p>
     <w:p>
@@ -60,7 +60,7 @@
           <w:color w:val="000000"/>
           <w:sz w:val="22"/>
         </w:rPr>
-        <w:t>ployeur, moyennant remuneration et sous la subordination de laquelle il se place.</w:t>
+        <w:t>ployeur, moyennant rémunération et sous la subordination de laquelle il se place.</w:t>
       </w:r>
     </w:p>
     <w:p>
@@ -73,7 +73,7 @@
           <w:color w:val="2F5496"/>
           <w:sz w:val="24"/>
         </w:rPr>
-        <w:t>B- CRITeRES D'EXISTENCE DU CONTRAT DE TRAVAIL</w:t>
+        <w:t>B- CRITÈRES D'EXISTENCE DU CONTRAT DE TRAVAIL</w:t>
       </w:r>
     </w:p>
     <w:p>
@@ -83,7 +83,7 @@
           <w:color w:val="000000"/>
           <w:sz w:val="22"/>
         </w:rPr>
-        <w:t>En l'absence de d'finition l'gale, les tribunaux caracterisent l'existence d'un contrat de travail e partir de trois criteres :</w:t>
+        <w:t>En l'absence de définition légale, les tribunaux caractérisent l'existence d'un contrat de travail à partir de trois critères :</w:t>
       </w:r>
     </w:p>
     <w:p>
@@ -116,7 +116,7 @@
           <w:color w:val="000000"/>
           <w:sz w:val="22"/>
         </w:rPr>
-        <w:t>Elle constitue l'activite du salarie. Elle peut etre de nature intellectuelle, physique ou manuelle. Elle doit correspondre e</w:t>
+        <w:t>Elle constitue l'activité du salarié. Elle peut être de nature intellectuelle, physique ou manuelle. Elle doit correspondre à</w:t>
       </w:r>
     </w:p>
     <w:p>
@@ -139,7 +139,7 @@
           <w:color w:val="2F5496"/>
           <w:sz w:val="24"/>
         </w:rPr>
-        <w:t>LA ReMUNeRATION</w:t>
+        <w:t>LA RÉMUNÉRATION</w:t>
       </w:r>
     </w:p>
     <w:p>
@@ -159,7 +159,7 @@
           <w:color w:val="000000"/>
           <w:sz w:val="22"/>
         </w:rPr>
-        <w:t>Elle doit etre envisagee comme la contrepartie de la prestation de travail, et peu prendre la forme d'une retribution en</w:t>
+        <w:t>Elle doit être envisagée comme la contrepartie de la prestation de travail, et peu prendre la forme d'une rétribution en</w:t>
       </w:r>
     </w:p>
     <w:p>
@@ -169,7 +169,7 @@
           <w:color w:val="000000"/>
           <w:sz w:val="22"/>
         </w:rPr>
-        <w:t>especes ou en nature. Elle permet de distinguer le contrat de travail d'autres situations comme le ben'volat, le contrat de</w:t>
+        <w:t>espèces ou en nature. Elle permet de distinguer le contrat de travail d'autres situations comme le bénévolat, le contrat de</w:t>
       </w:r>
     </w:p>
     <w:p>
@@ -179,7 +179,7 @@
           <w:color w:val="000000"/>
           <w:sz w:val="22"/>
         </w:rPr>
-        <w:t>societ'....</w:t>
+        <w:t>société....</w:t>
       </w:r>
     </w:p>
     <w:p>
@@ -212,7 +212,7 @@
           <w:color w:val="000000"/>
           <w:sz w:val="22"/>
         </w:rPr>
-        <w:t>C'est le critere essentiel. Il consiste pour le salarie e etre soumis au pouvoir de direction et de contrele de l'employeur.</w:t>
+        <w:t>C'est le critère essentiel. Il consiste pour le salarié à être soumis au pouvoir de direction et de contrôle de l'employeur.</w:t>
       </w:r>
     </w:p>
     <w:p>
@@ -222,7 +222,7 @@
           <w:color w:val="000000"/>
           <w:sz w:val="22"/>
         </w:rPr>
-        <w:t>En vertu de cette prerogative, l'employeur dirige, donne des ordres et directives que le salarie est tenu de respecter.</w:t>
+        <w:t>En vertu de cette prérogative, l'employeur dirige, donne des ordres et directives que le salarié est tenu de respecter.</w:t>
       </w:r>
     </w:p>
     <w:p>
@@ -232,7 +232,7 @@
           <w:color w:val="000000"/>
           <w:sz w:val="22"/>
         </w:rPr>
-        <w:t>Ce critere est parfois difficile e caracteriser pour certaines categories de salaries (certains emplois supposent une</w:t>
+        <w:t>Ce critère est parfois difficile à caractériser pour certaines catégories de salariés (certains emplois supposent une</w:t>
       </w:r>
     </w:p>
     <w:p>
@@ -242,7 +242,7 @@
           <w:color w:val="000000"/>
           <w:sz w:val="22"/>
         </w:rPr>
-        <w:t>grande autonomie) ou lorsqu'il s'agit de postes de haute technicite (le critere de l'appartenance e un service organise est</w:t>
+        <w:t>grande autonomie) ou lorsqu'il s'agit de postes de haute technicité (le critère de l'appartenance à un service organisé est</w:t>
       </w:r>
     </w:p>
     <w:p>
@@ -252,7 +252,7 @@
           <w:color w:val="000000"/>
           <w:sz w:val="22"/>
         </w:rPr>
-        <w:t>insuffisant) mais il est d'cisif pour distinguer la relation de travail de situations juridiques telles que le mandat, le</w:t>
+        <w:t>insuffisant) mais il est décisif pour distinguer la relation de travail de situations juridiques telles que le mandat, le</w:t>
       </w:r>
     </w:p>
     <w:p>
@@ -262,7 +262,7 @@
           <w:color w:val="000000"/>
           <w:sz w:val="22"/>
         </w:rPr>
-        <w:t>contrat de societ' ou le contrat d'entreprise.</w:t>
+        <w:t>contrat de société ou le contrat d'entreprise.</w:t>
       </w:r>
     </w:p>
     <w:p>
@@ -275,7 +275,7 @@
           <w:color w:val="2F5496"/>
           <w:sz w:val="24"/>
         </w:rPr>
-        <w:t>C- POUVOIR D'APPReCIATION DU JUGE</w:t>
+        <w:t>C- POUVOIR D'APPRÉCIATION DU JUGE</w:t>
       </w:r>
     </w:p>
     <w:p>
@@ -285,7 +285,7 @@
           <w:color w:val="000000"/>
           <w:sz w:val="22"/>
         </w:rPr>
-        <w:t>En cas de litige, le juge cherche e qualifier la relation contractuelle qui existe entre les parties au litige. Il apprecie la</w:t>
+        <w:t>En cas de litige, le juge cherche à qualifier la relation contractuelle qui existe entre les parties au litige. Il apprécie la</w:t>
       </w:r>
     </w:p>
     <w:p>
@@ -295,7 +295,7 @@
           <w:color w:val="000000"/>
           <w:sz w:val="22"/>
         </w:rPr>
-        <w:t>volonte des parties sans etre tenu par la qualification qu'elles ont donnee au contrat. Ce sont souvent les conditions de</w:t>
+        <w:t>volonté des parties sans être tenu par la qualification qu'elles ont donnée au contrat. Ce sont souvent les conditions de</w:t>
       </w:r>
     </w:p>
     <w:p>
@@ -305,7 +305,7 @@
           <w:color w:val="000000"/>
           <w:sz w:val="22"/>
         </w:rPr>
-        <w:t>fait dans lesquelles l'activite est exercee qui permettent de d'duire l'existence d'un contrat de travail (pour exemple :</w:t>
+        <w:t>fait dans lesquelles l'activité est exercée qui permettent de déduire l'existence d'un contrat de travail (pour exemple :</w:t>
       </w:r>
     </w:p>
     <w:p>
@@ -315,7 +315,7 @@
           <w:color w:val="000000"/>
           <w:sz w:val="22"/>
         </w:rPr>
-        <w:t>Cass. soc. 19 d'c. 2000 : un contrat de location de vehicule equipe taxi est requalifie en contrat de travail ; 29 sept.</w:t>
+        <w:t>Cass. soc. 19 duc. 2000 : un contrat de location de véhicule équipe taxi est requalifié en contrat de travail ; 29 sept.</w:t>
       </w:r>
     </w:p>
     <w:p>
@@ -325,7 +325,7 @@
           <w:color w:val="000000"/>
           <w:sz w:val="22"/>
         </w:rPr>
-        <w:t>2009 : une convention de mission entre un m'decin et une mutuelle est requalifiee en contrat de travail ; 20 janv.</w:t>
+        <w:t>2009 : une convention de mission entre un médecin et une mutuelle est requalifiée en contrat de travail ; 20 janv.</w:t>
       </w:r>
     </w:p>
     <w:p>
@@ -335,7 +335,7 @@
           <w:color w:val="000000"/>
           <w:sz w:val="22"/>
         </w:rPr>
-        <w:t>2010 ; Cass. soc. 18 janvier 2012, un contrat de franchise est requalifie en contrat de travail ; Cass. soc. 28 fevrier</w:t>
+        <w:t>2010 ; Cass. soc. 18 janvier 2012, un contrat de franchise est requalifié en contrat de travail ; Cass. soc. 28 février</w:t>
       </w:r>
     </w:p>
     <w:p>
@@ -345,7 +345,7 @@
           <w:color w:val="000000"/>
           <w:sz w:val="22"/>
         </w:rPr>
-        <w:t>2018, un contrat de prestation de service est requalifie en contrat de travail).</w:t>
+        <w:t>2018, un contrat de prestation de service est requalifié en contrat de travail).</w:t>
       </w:r>
     </w:p>
     <w:p>
@@ -401,7 +401,7 @@
           <w:color w:val="000000"/>
           <w:sz w:val="22"/>
         </w:rPr>
-        <w:t>Il doit etre personnel et reciproque compte tenu notamment du caractere intuitu personae du contrat de travail. Les</w:t>
+        <w:t>Il doit être personnel et réciproque compte tenu notamment du caractère intuitu personae du contrat de travail. Les</w:t>
       </w:r>
     </w:p>
     <w:p>
@@ -411,7 +411,7 @@
           <w:color w:val="000000"/>
           <w:sz w:val="22"/>
         </w:rPr>
-        <w:t>vices du consentement (erreur, dol, violence) trouvent aussi e s'appliquer et peuvent justifier l'annulation du contrat</w:t>
+        <w:t>vices du consentement (erreur, dol, violence) trouvent aussi à s'appliquer et peuvent justifier l'annulation du contrat</w:t>
       </w:r>
     </w:p>
     <w:p>
@@ -421,7 +421,7 @@
           <w:color w:val="000000"/>
           <w:sz w:val="22"/>
         </w:rPr>
-        <w:t>dans certaines hypotheses. Par exemple l'erreur sur la personne ou le dol si l'erreur est d'terminante.</w:t>
+        <w:t>dans certaines hypothèses. Par exemple l'erreur sur la personne ou le dol si l'erreur est déterminante.</w:t>
       </w:r>
     </w:p>
     <w:p>
@@ -434,7 +434,7 @@
           <w:color w:val="2F5496"/>
           <w:sz w:val="24"/>
         </w:rPr>
-        <w:t>LA CAPACITe</w:t>
+        <w:t>LA CAPACITÉ</w:t>
       </w:r>
     </w:p>
     <w:p>
@@ -454,7 +454,7 @@
           <w:color w:val="000000"/>
           <w:sz w:val="22"/>
         </w:rPr>
-        <w:t>L'employeur, personne physique ou morale doit avoir la qualite pour embaucher. Le salarie, n'cessairement personne</w:t>
+        <w:t>L'employeur, personne physique ou morale doit avoir la qualité pour embaucher. Le salarié, nécessairement personne</w:t>
       </w:r>
     </w:p>
     <w:p>
@@ -464,7 +464,7 @@
           <w:color w:val="000000"/>
           <w:sz w:val="22"/>
         </w:rPr>
-        <w:t>physique, peut etre contraint d'obtenir l'accord de ses representants l'gaux lorsqu'il est mineur non emancipe.</w:t>
+        <w:t>physique, peut être contraint d'obtenir l'accord de ses représentants légaux lorsqu'il est mineur non émancipé.</w:t>
       </w:r>
     </w:p>
     <w:p>
@@ -497,7 +497,7 @@
           <w:color w:val="000000"/>
           <w:sz w:val="22"/>
         </w:rPr>
-        <w:t>Il doit etre possible, d'termine ou d'terminable et licite.</w:t>
+        <w:t>Il doit être possible, déterminé ou déterminable et licite.</w:t>
       </w:r>
     </w:p>
     <w:p>
@@ -523,7 +523,7 @@
           <w:color w:val="2F5496"/>
           <w:sz w:val="24"/>
         </w:rPr>
-        <w:t>A- LE CDI</w:t>
+        <w:t>A-  LE CDI</w:t>
       </w:r>
     </w:p>
     <w:p>
@@ -533,7 +533,7 @@
           <w:color w:val="000000"/>
           <w:sz w:val="22"/>
         </w:rPr>
-        <w:t>Le contrat de travail de droit commun e temps plein (CDI) n'est soumis e aucune condition de forme. ?</w:t>
+        <w:t>Le contrat de travail de droit commun à temps plein (CDI) n'est soumis à aucune condition de forme. ?</w:t>
       </w:r>
     </w:p>
     <w:p>
@@ -543,7 +543,7 @@
           <w:color w:val="000000"/>
           <w:sz w:val="22"/>
         </w:rPr>
-        <w:t>Manifestation du caractere consensuel du contrat, l'ecrit n'est pas une condition de validite. N'anmoins la directive</w:t>
+        <w:t>Manifestation du caractère consensuel du contrat, l'écrit n'est pas une condition de validité. Néanmoins la directive</w:t>
       </w:r>
     </w:p>
     <w:p>
@@ -553,7 +553,7 @@
           <w:color w:val="000000"/>
           <w:sz w:val="22"/>
         </w:rPr>
-        <w:t>europeenne du 14 octobre 1991 impose e l'employeur de remettre au salarie un ecrit comportant les el'ments essentiels</w:t>
+        <w:t>européenne du 14 octobre 1991 impose à l'employeur de remettre au salarié un écrit comportant les éléments essentiels</w:t>
       </w:r>
     </w:p>
     <w:p>
@@ -563,7 +563,7 @@
           <w:color w:val="000000"/>
           <w:sz w:val="22"/>
         </w:rPr>
-        <w:t>du contrat de travail dans les deux mois de l'embauche (parties au contrat, emploi, remuneration, duree du travaile).</w:t>
+        <w:t>du contrat de travail dans les deux mois de l'embauche (parties au contrat, emploi, rémunération, durée du travaile).</w:t>
       </w:r>
     </w:p>
     <w:p>
@@ -573,7 +573,7 @@
           <w:color w:val="000000"/>
           <w:sz w:val="22"/>
         </w:rPr>
-        <w:t>Cette obligation est satisfaite par la d'claration prealable e l'embauche et la remise du bulletin de paie. Toutefois</w:t>
+        <w:t>Cette obligation est satisfaite par la déclaration préalable à l'embauche et la remise du bulletin de paie. Toutefois</w:t>
       </w:r>
     </w:p>
     <w:p>
@@ -583,7 +583,7 @@
           <w:color w:val="000000"/>
           <w:sz w:val="22"/>
         </w:rPr>
-        <w:t>l'absence d'ecrit n'est pas sans consequences lorsqu'il s'agit de prouver l'existence de la relation de travail. C'est la</w:t>
+        <w:t>l'absence d'écrit n'est pas sans conséquences lorsqu'il s'agit de prouver l'existence de la relation de travail. C'est la</w:t>
       </w:r>
     </w:p>
     <w:p>
@@ -593,7 +593,7 @@
           <w:color w:val="000000"/>
           <w:sz w:val="22"/>
         </w:rPr>
-        <w:t>raison pour laquelle il est vivement conseille de s'y contraindre pour se reserver la preuve de son existence et des</w:t>
+        <w:t>raison pour laquelle il est vivement conseille de s'y contraindre pour se réserver la preuve de son existence et des</w:t>
       </w:r>
     </w:p>
     <w:p>
@@ -603,7 +603,7 @@
           <w:color w:val="000000"/>
           <w:sz w:val="22"/>
         </w:rPr>
-        <w:t>modalites de son execution.</w:t>
+        <w:t>modalités de son exécution.</w:t>
       </w:r>
     </w:p>
     <w:p/>
@@ -617,7 +617,7 @@
           <w:color w:val="2F5496"/>
           <w:sz w:val="24"/>
         </w:rPr>
-        <w:t>B- LES AUTRES CONTRATS</w:t>
+        <w:t>B-  LES AUTRES CONTRATS</w:t>
       </w:r>
     </w:p>
     <w:p>
@@ -627,7 +627,7 @@
           <w:color w:val="000000"/>
           <w:sz w:val="22"/>
         </w:rPr>
-        <w:t>Les autres contrats de travail (contrat e duree d'terminee, contrat de travail temporaire, contrats d'insertion</w:t>
+        <w:t>Les autres contrats de travail (contrat à durée déterminée, contrat de travail temporaire, contrats d'insertion</w:t>
       </w:r>
     </w:p>
     <w:p>
@@ -637,7 +637,7 @@
           <w:color w:val="000000"/>
           <w:sz w:val="22"/>
         </w:rPr>
-        <w:t>professionnellee) font l'objet de conditions de forme qu'il est imperatif de respecter sous peine de sanctions civiles</w:t>
+        <w:t>professionnelleé) font l'objet de conditions de forme qu'il est impératif de respecter sous peine de sanctions civiles</w:t>
       </w:r>
     </w:p>
     <w:p>
@@ -647,7 +647,7 @@
           <w:color w:val="000000"/>
           <w:sz w:val="22"/>
         </w:rPr>
-        <w:t>et/ou penales.</w:t>
+        <w:t>et/ou pénales.</w:t>
       </w:r>
     </w:p>
     <w:p>
@@ -660,7 +660,7 @@
           <w:color w:val="2F5496"/>
           <w:sz w:val="24"/>
         </w:rPr>
-        <w:t>LES OBLIGATIONS DE L'EMPLOYEUR e LA CONCLUSION DU IV e</w:t>
+        <w:t>LES OBLIGATIONS DE L'EMPLOYEUR à LA CONCLUSION DU IV •</w:t>
       </w:r>
     </w:p>
     <w:p>
@@ -686,7 +686,7 @@
           <w:color w:val="2F5496"/>
           <w:sz w:val="24"/>
         </w:rPr>
-        <w:t>A- LA D'CLARATION PReALABLE e L'EMBAUCHE</w:t>
+        <w:t>A-  LA DÉCLARATION PRÉALABLE à L'EMBAUCHE</w:t>
       </w:r>
     </w:p>
     <w:p>
@@ -696,7 +696,7 @@
           <w:color w:val="000000"/>
           <w:sz w:val="22"/>
         </w:rPr>
-        <w:t>Ce document unique permet de reunir en une operation l'ensemble des d'marches et d'clarations obligatoires.</w:t>
+        <w:t>Ce document unique permet de réunir en une opération l'ensemble des démarches et déclarations obligatoires.</w:t>
       </w:r>
     </w:p>
     <w:p>
@@ -729,7 +729,7 @@
           <w:color w:val="000000"/>
           <w:sz w:val="22"/>
         </w:rPr>
-        <w:t>La DPAE opere les d'clarations suivantes :</w:t>
+        <w:t>La DPAE opère les déclarations suivantes :</w:t>
       </w:r>
     </w:p>
     <w:p>
@@ -742,7 +742,7 @@
           <w:color w:val="000000"/>
           <w:sz w:val="22"/>
         </w:rPr>
-        <w:t>immatriculation de l'employeur aupres de la S'curite sociale ;</w:t>
+        <w:t>immatriculation de l'employeur auprès de la Sécurité sociale ;</w:t>
       </w:r>
     </w:p>
     <w:p>
@@ -755,7 +755,7 @@
           <w:color w:val="000000"/>
           <w:sz w:val="22"/>
         </w:rPr>
-        <w:t>immatriculation du salarie au regime gen'ral ou aux assurances sociales agricoles s'il s'agit d'un salarie agricole ;</w:t>
+        <w:t>immatriculation du salarié au régime général ou aux assurances sociales agricoles s'il s'agit d'un salarié agricole ;</w:t>
       </w:r>
     </w:p>
     <w:p>
@@ -768,7 +768,7 @@
           <w:color w:val="000000"/>
           <w:sz w:val="22"/>
         </w:rPr>
-        <w:t>demande d'affiliation au regime d'assurance-chemage ;</w:t>
+        <w:t>demande d'affiliation au régime d'assurance-chômage ;</w:t>
       </w:r>
     </w:p>
     <w:p>
@@ -781,7 +781,7 @@
           <w:color w:val="000000"/>
           <w:sz w:val="22"/>
         </w:rPr>
-        <w:t>demande d'adhesion au service de sante au travail ;</w:t>
+        <w:t>demande d'adhésion au service de santé au travail ;</w:t>
       </w:r>
     </w:p>
     <w:p>
@@ -794,7 +794,7 @@
           <w:color w:val="000000"/>
           <w:sz w:val="22"/>
         </w:rPr>
-        <w:t>demande de visite d'information et de prevention ;</w:t>
+        <w:t>demande de visite d'information et de prévention ;</w:t>
       </w:r>
     </w:p>
     <w:p>
@@ -807,7 +807,7 @@
           <w:color w:val="000000"/>
           <w:sz w:val="22"/>
         </w:rPr>
-        <w:t>d'claration liee e l'emploi de salaries occasionnels dans l'agriculture ;</w:t>
+        <w:t>déclaration liée à l'emploi de salariés occasionnels dans l'agriculture ;</w:t>
       </w:r>
     </w:p>
     <w:p>
@@ -820,7 +820,7 @@
           <w:color w:val="000000"/>
           <w:sz w:val="22"/>
         </w:rPr>
-        <w:t>pre-etablissement de la d'claration annuelle des donnees sociales (DADS).</w:t>
+        <w:t>pro-établissement de la déclaration annuelle des données sociales (DADS).</w:t>
       </w:r>
     </w:p>
     <w:p>
@@ -833,7 +833,7 @@
           <w:color w:val="2F5496"/>
           <w:sz w:val="24"/>
         </w:rPr>
-        <w:t>MODALITeS</w:t>
+        <w:t>MODALITÉS</w:t>
       </w:r>
     </w:p>
     <w:p>
@@ -853,7 +853,7 @@
           <w:color w:val="000000"/>
           <w:sz w:val="22"/>
         </w:rPr>
-        <w:t>La DPAE doit etre adressee au plus t't dans les 8 jours prec'dant la date previsible d'embauche e l'URSSAF dans le</w:t>
+        <w:t>La DPAE doit être adressée au plus tôt dans les 8 jours précédant la date prévisible d'embauche à l'URSSAF dans le</w:t>
       </w:r>
     </w:p>
     <w:p>
@@ -863,7 +863,7 @@
           <w:color w:val="000000"/>
           <w:sz w:val="22"/>
         </w:rPr>
-        <w:t>ressort duquel est situe l'etablissement employeur ou e la caisse de mutualite sociale agricole du lieu de travail du salarie</w:t>
+        <w:t>ressort duquel est situé l'établissement employeur ou à la caisse de mutualité sociale agricole du lieu de travail du salarié</w:t>
       </w:r>
     </w:p>
     <w:p>
@@ -883,7 +883,7 @@
           <w:color w:val="000000"/>
           <w:sz w:val="22"/>
         </w:rPr>
-        <w:t>Dans le cas gen'ral, pour une entreprise, la d'claration est realisee par internet ou par echanges de donnees</w:t>
+        <w:t>Dans le cas général, pour une entreprise, la déclaration est réalisée par internet ou par échanges de données</w:t>
       </w:r>
     </w:p>
     <w:p>
@@ -893,7 +893,7 @@
           <w:color w:val="000000"/>
           <w:sz w:val="22"/>
         </w:rPr>
-        <w:t>informatisees.</w:t>
+        <w:t>informatisées.</w:t>
       </w:r>
     </w:p>
     <w:p>
@@ -903,7 +903,7 @@
           <w:color w:val="000000"/>
           <w:sz w:val="22"/>
         </w:rPr>
-        <w:t>Le non-respect de cette obligation entraene une penalite dont le montant est egal e trois cents fois le taux horaire du</w:t>
+        <w:t>Le non-respect de cette obligation entraîne une pénalité dont le montant est égal à trois cents fois le taux horaire du</w:t>
       </w:r>
     </w:p>
     <w:p>
@@ -926,7 +926,7 @@
           <w:color w:val="2F5496"/>
           <w:sz w:val="24"/>
         </w:rPr>
-        <w:t>B- LA VISITE D'INFORMATION ET DE PReVENTION</w:t>
+        <w:t>B-  LA VISITE D'INFORMATION ET DE PRÉVENTION</w:t>
       </w:r>
     </w:p>
     <w:p>
@@ -936,7 +936,7 @@
           <w:color w:val="000000"/>
           <w:sz w:val="22"/>
         </w:rPr>
-        <w:t>La loi du 8 aoet 2016, dans son titre V portant reforme de la m'decine du travail, ne fait plus de la visite m'dicale</w:t>
+        <w:t>La loi du 8 août 2016, dans son titre V portant réforme de la médecine du travail, ne fait plus de la visite médicale</w:t>
       </w:r>
     </w:p>
     <w:p>
@@ -946,7 +946,7 @@
           <w:color w:val="000000"/>
           <w:sz w:val="22"/>
         </w:rPr>
-        <w:t>d'aptitude e l'embauche une obligation. Lui est substituee une visite d'information et de prevention qui doit avoir lieu</w:t>
+        <w:t>d'aptitude à l'embauche une obligation. Lui est substituée une visite d'information et de prévention qui doit avoir lieu</w:t>
       </w:r>
     </w:p>
     <w:p>
@@ -956,7 +956,7 @@
           <w:color w:val="000000"/>
           <w:sz w:val="22"/>
         </w:rPr>
-        <w:t>dans les trois mois de la prise effective du poste. Elle est realisee par un professionnel de sante qui, selon le cas, pourra</w:t>
+        <w:t>dans les trois mois de la prise effective du poste. Elle est réalisée par un professionnel de santé qui, selon le cas, pourra</w:t>
       </w:r>
     </w:p>
     <w:p>
@@ -966,7 +966,7 @@
           <w:color w:val="000000"/>
           <w:sz w:val="22"/>
         </w:rPr>
-        <w:t>orienter le salarie vers le m'decin du travail si sa sante le justifie.</w:t>
+        <w:t>orienter le salarié vers le médecin du travail si sa santé le justifie.</w:t>
       </w:r>
     </w:p>
     <w:p>
@@ -976,7 +976,7 @@
           <w:color w:val="000000"/>
           <w:sz w:val="22"/>
         </w:rPr>
-        <w:t>La regularite de ce suivi sera fonction de la nature de l'emploi, de l'etat de sante et de l'anciennete du salarie.</w:t>
+        <w:t>La régularité de ce suivi sera fonction de la nature de l'emploi, de l'état de santé et de l'ancienneté du salarié.</w:t>
       </w:r>
     </w:p>
     <w:p>
@@ -986,7 +986,7 @@
           <w:color w:val="000000"/>
           <w:sz w:val="22"/>
         </w:rPr>
-        <w:t>Une visite d'aptitude reste cependant obligatoire pour les salaries dont l'emploi presente des risques particuliers pour sa</w:t>
+        <w:t>Une visite d'aptitude reste cependant obligatoire pour les salariés dont l'emploi présente des risques particuliers pour sa</w:t>
       </w:r>
     </w:p>
     <w:p>
@@ -996,7 +996,7 @@
           <w:color w:val="000000"/>
           <w:sz w:val="22"/>
         </w:rPr>
-        <w:t>s'curite ou sa sante ainsi que celle des tiers evoluant dans le m'me environnement de travail.</w:t>
+        <w:t>sécurité ou sa santé ainsi que celle des tiers évoluant dans le même environnement de travail.</w:t>
       </w:r>
     </w:p>
     <w:p>
@@ -1009,7 +1009,7 @@
           <w:color w:val="2F5496"/>
           <w:sz w:val="24"/>
         </w:rPr>
-        <w:t>C- LA TENUE DU REGISTRE DU PERSONNEL</w:t>
+        <w:t>C-  LA TENUE DU REGISTRE DU PERSONNEL</w:t>
       </w:r>
     </w:p>
     <w:p>
@@ -1019,7 +1019,7 @@
           <w:color w:val="000000"/>
           <w:sz w:val="22"/>
         </w:rPr>
-        <w:t>L'employeur doit obligatoirement tenir un registre unique du personnel sur lequel figure de faeon indel'bile, les noms et</w:t>
+        <w:t>L'employeur doit obligatoirement tenir un registre unique du personnel sur lequel figure de façon indélébile, les noms et</w:t>
       </w:r>
     </w:p>
     <w:p>
@@ -1029,7 +1029,7 @@
           <w:color w:val="000000"/>
           <w:sz w:val="22"/>
         </w:rPr>
-        <w:t>prenoms de tous les salaries dans l'ordre d'embauche, ainsi que tous les evenements survenant au cours de la carriere.</w:t>
+        <w:t>prénoms de tous les salariés dans l'ordre d'embauche, ainsi que tous les événements survenant au cours de la carrière.</w:t>
       </w:r>
     </w:p>
     <w:p>
@@ -1039,7 +1039,7 @@
           <w:color w:val="000000"/>
           <w:sz w:val="22"/>
         </w:rPr>
-        <w:t>En outre le registre doit comporter les indications suivantes pour chaque salarie :</w:t>
+        <w:t>En outre le registre doit comporter les indications suivantes pour chaque salarié :</w:t>
       </w:r>
     </w:p>
     <w:p>
@@ -1049,7 +1049,7 @@
           <w:color w:val="000000"/>
           <w:sz w:val="22"/>
         </w:rPr>
-        <w:t>Nom, prenoms ; Nationalite ; Date de naissance ; Sexe ; Emploi ; Qualification ; Date d'entree et de sortie de l'eta-</w:t>
+        <w:t>Nom, prénoms ; Nationalité ; Date de naissance ; Sexe ; Emploi ; Qualification ; Date d'entrée et de sortie de l'eta-</w:t>
       </w:r>
     </w:p>
     <w:p>
@@ -1072,7 +1072,7 @@
           <w:color w:val="2F5496"/>
           <w:sz w:val="24"/>
         </w:rPr>
-        <w:t>LES AUTRES FORMALITeS D e</w:t>
+        <w:t>LES AUTRES FORMALITÉS D •</w:t>
       </w:r>
     </w:p>
     <w:p>
@@ -1082,7 +1082,7 @@
           <w:color w:val="000000"/>
           <w:sz w:val="22"/>
         </w:rPr>
-        <w:t>Dans les entreprises d'au moins 50 salaries, l'employeur doit, dans les huit premiers jours de chaque mois, adresser e la</w:t>
+        <w:t>Dans les entreprises d'au moins 50 salariés, l'employeur doit, dans les huit premiers jours de chaque mois, adresser à la</w:t>
       </w:r>
     </w:p>
     <w:p>
@@ -1092,7 +1092,7 @@
           <w:color w:val="000000"/>
           <w:sz w:val="22"/>
         </w:rPr>
-        <w:t>Direction de l'animation de la recherche des etudes et des statistiques (DARES) un releve mensuel des contrats de</w:t>
+        <w:t>Direction de l'animation de la recherche des études et des statistiques (DARES) un relevé mensuel des contrats de</w:t>
       </w:r>
     </w:p>
     <w:p>
@@ -1102,7 +1102,7 @@
           <w:color w:val="000000"/>
           <w:sz w:val="22"/>
         </w:rPr>
-        <w:t>travail conclus ou rompus au cours du mois prec'dent.</w:t>
+        <w:t>travail conclus ou rompus au cours du mois précédent.</w:t>
       </w:r>
     </w:p>
     <w:p>
@@ -1112,7 +1112,7 @@
           <w:color w:val="000000"/>
           <w:sz w:val="22"/>
         </w:rPr>
-        <w:t>D'autre part, le salarie est informe qu'il ben'ficie tous les deux ans d'un entretien professionnel avec son employeur,</w:t>
+        <w:t>D'autre part, le salarié est informé qu'il bénéficie tous les deux ans d'un entretien professionnel avec son employeur,</w:t>
       </w:r>
     </w:p>
     <w:p>
@@ -1122,9 +1122,10 @@
           <w:color w:val="000000"/>
           <w:sz w:val="22"/>
         </w:rPr>
-        <w:t>consacre e ses perspectives d'evolution professionnelle, notamment en termes de qualifications et d'emploi.</w:t>
+        <w:t>consacré à ses perspectives d'évolution professionnelle, notamment en termes de qualifications et d'emploi.</w:t>
       </w:r>
     </w:p>
+    <w:p/>
     <w:p/>
     <w:sectPr>
       <w:pgSz w:w="12240" w:h="15840"/>

--- a/droit social dcg/3- conclusion du CT.docx
+++ b/droit social dcg/3- conclusion du CT.docx
@@ -24,7 +24,7 @@
       <w:r>
         <w:rPr>
           <w:b/>
-          <w:color w:val="2F5496"/>
+          <w:color w:val="00703C"/>
           <w:sz w:val="24"/>
         </w:rPr>
         <w:t>I- LES CARACTÈRES DU CONTRAT DE TRAVAIL</w:t>
@@ -37,7 +37,7 @@
       <w:r>
         <w:rPr>
           <w:b/>
-          <w:color w:val="2F5496"/>
+          <w:color w:val="00703C"/>
           <w:sz w:val="24"/>
         </w:rPr>
         <w:t>A-  DÉFINITION</w:t>
@@ -47,7 +47,7 @@
       <w:r>
         <w:rPr>
           <w:b w:val="0"/>
-          <w:color w:val="000000"/>
+          <w:color w:val="00703C"/>
           <w:sz w:val="22"/>
         </w:rPr>
         <w:t>Le contrat de travail est une convention par laquelle une personne, le salarié, s'engage à travailler pour une autre, l'em-</w:t>
@@ -57,7 +57,7 @@
       <w:r>
         <w:rPr>
           <w:b w:val="0"/>
-          <w:color w:val="000000"/>
+          <w:color w:val="00703C"/>
           <w:sz w:val="22"/>
         </w:rPr>
         <w:t>ployeur, moyennant rémunération et sous la subordination de laquelle il se place.</w:t>
@@ -80,7 +80,7 @@
       <w:r>
         <w:rPr>
           <w:b w:val="0"/>
-          <w:color w:val="000000"/>
+          <w:color w:val="00703C"/>
           <w:sz w:val="22"/>
         </w:rPr>
         <w:t>En l'absence de définition légale, les tribunaux caractérisent l'existence d'un contrat de travail à partir de trois critères :</w:t>
@@ -113,7 +113,7 @@
       <w:r>
         <w:rPr>
           <w:b w:val="0"/>
-          <w:color w:val="000000"/>
+          <w:color w:val="BF5700"/>
           <w:sz w:val="22"/>
         </w:rPr>
         <w:t>Elle constitue l'activité du salarié. Elle peut être de nature intellectuelle, physique ou manuelle. Elle doit correspondre à</w:t>
@@ -156,7 +156,7 @@
       <w:r>
         <w:rPr>
           <w:b w:val="0"/>
-          <w:color w:val="000000"/>
+          <w:color w:val="BF5700"/>
           <w:sz w:val="22"/>
         </w:rPr>
         <w:t>Elle doit être envisagée comme la contrepartie de la prestation de travail, et peu prendre la forme d'une rétribution en</w:t>
@@ -209,7 +209,7 @@
       <w:r>
         <w:rPr>
           <w:b w:val="0"/>
-          <w:color w:val="000000"/>
+          <w:color w:val="00703C"/>
           <w:sz w:val="22"/>
         </w:rPr>
         <w:t>C'est le critère essentiel. Il consiste pour le salarié à être soumis au pouvoir de direction et de contrôle de l'employeur.</w:t>
@@ -239,7 +239,7 @@
       <w:r>
         <w:rPr>
           <w:b w:val="0"/>
-          <w:color w:val="000000"/>
+          <w:color w:val="00703C"/>
           <w:sz w:val="22"/>
         </w:rPr>
         <w:t>grande autonomie) ou lorsqu'il s'agit de postes de haute technicité (le critère de l'appartenance à un service organisé est</w:t>
@@ -292,7 +292,7 @@
       <w:r>
         <w:rPr>
           <w:b w:val="0"/>
-          <w:color w:val="000000"/>
+          <w:color w:val="BF5700"/>
           <w:sz w:val="22"/>
         </w:rPr>
         <w:t>volonté des parties sans être tenu par la qualification qu'elles ont donnée au contrat. Ce sont souvent les conditions de</w:t>
@@ -355,7 +355,7 @@
       <w:r>
         <w:rPr>
           <w:b/>
-          <w:color w:val="7030A0"/>
+          <w:color w:val="BF5700"/>
           <w:sz w:val="24"/>
         </w:rPr>
         <w:t>II- LES CONDITIONS DE FOND DU CONTRAT DE TRAVAIL</w:t>
@@ -365,7 +365,7 @@
       <w:r>
         <w:rPr>
           <w:b w:val="0"/>
-          <w:color w:val="7030A0"/>
+          <w:color w:val="BF5700"/>
           <w:sz w:val="22"/>
         </w:rPr>
         <w:t>Valables pour l'ensemble des contrats, les conditions de l'article 1128 du code civil s'appliquent au contrat de travail.</w:t>
@@ -398,7 +398,7 @@
       <w:r>
         <w:rPr>
           <w:b w:val="0"/>
-          <w:color w:val="000000"/>
+          <w:color w:val="00703C"/>
           <w:sz w:val="22"/>
         </w:rPr>
         <w:t>Il doit être personnel et réciproque compte tenu notamment du caractère intuitu personae du contrat de travail. Les</w:t>
@@ -451,7 +451,7 @@
       <w:r>
         <w:rPr>
           <w:b w:val="0"/>
-          <w:color w:val="000000"/>
+          <w:color w:val="BF5700"/>
           <w:sz w:val="22"/>
         </w:rPr>
         <w:t>L'employeur, personne physique ou morale doit avoir la qualité pour embaucher. Le salarié, nécessairement personne</w:t>
@@ -494,7 +494,7 @@
       <w:r>
         <w:rPr>
           <w:b w:val="0"/>
-          <w:color w:val="000000"/>
+          <w:color w:val="BF5700"/>
           <w:sz w:val="22"/>
         </w:rPr>
         <w:t>Il doit être possible, déterminé ou déterminable et licite.</w:t>
@@ -507,7 +507,7 @@
       <w:r>
         <w:rPr>
           <w:b/>
-          <w:color w:val="7030A0"/>
+          <w:color w:val="BF5700"/>
           <w:sz w:val="24"/>
         </w:rPr>
         <w:t>III- LES CONDITIONS DE FORME DU CONTRAT DE TRAVAIL</w:t>
@@ -530,7 +530,7 @@
       <w:r>
         <w:rPr>
           <w:b w:val="0"/>
-          <w:color w:val="000000"/>
+          <w:color w:val="BF5700"/>
           <w:sz w:val="22"/>
         </w:rPr>
         <w:t>Le contrat de travail de droit commun à temps plein (CDI) n'est soumis à aucune condition de forme. ?</w:t>
@@ -540,7 +540,7 @@
       <w:r>
         <w:rPr>
           <w:b w:val="0"/>
-          <w:color w:val="000000"/>
+          <w:color w:val="BF5700"/>
           <w:sz w:val="22"/>
         </w:rPr>
         <w:t>Manifestation du caractère consensuel du contrat, l'écrit n'est pas une condition de validité. Néanmoins la directive</w:t>
@@ -570,7 +570,7 @@
       <w:r>
         <w:rPr>
           <w:b w:val="0"/>
-          <w:color w:val="000000"/>
+          <w:color w:val="C00000"/>
           <w:sz w:val="22"/>
         </w:rPr>
         <w:t>Cette obligation est satisfaite par la déclaration préalable à l'embauche et la remise du bulletin de paie. Toutefois</w:t>
@@ -580,7 +580,7 @@
       <w:r>
         <w:rPr>
           <w:b w:val="0"/>
-          <w:color w:val="000000"/>
+          <w:color w:val="00703C"/>
           <w:sz w:val="22"/>
         </w:rPr>
         <w:t>l'absence d'écrit n'est pas sans conséquences lorsqu'il s'agit de prouver l'existence de la relation de travail. C'est la</w:t>
@@ -634,7 +634,7 @@
       <w:r>
         <w:rPr>
           <w:b w:val="0"/>
-          <w:color w:val="000000"/>
+          <w:color w:val="BF5700"/>
           <w:sz w:val="22"/>
         </w:rPr>
         <w:t>professionnelleé) font l'objet de conditions de forme qu'il est impératif de respecter sous peine de sanctions civiles</w:t>
@@ -657,10 +657,10 @@
       <w:r>
         <w:rPr>
           <w:b/>
-          <w:color w:val="2F5496"/>
+          <w:color w:val="BF5700"/>
           <w:sz w:val="24"/>
         </w:rPr>
-        <w:t>LES OBLIGATIONS DE L'EMPLOYEUR à LA CONCLUSION DU IV •</w:t>
+        <w:t>IV • LES OBLIGATIONS DE L'EMPLOYEUR à LA CONCLUSION DU</w:t>
       </w:r>
     </w:p>
     <w:p>
@@ -693,7 +693,7 @@
       <w:r>
         <w:rPr>
           <w:b w:val="0"/>
-          <w:color w:val="000000"/>
+          <w:color w:val="BF5700"/>
           <w:sz w:val="22"/>
         </w:rPr>
         <w:t>Ce document unique permet de réunir en une opération l'ensemble des démarches et déclarations obligatoires.</w:t>
@@ -752,7 +752,7 @@
       <w:r>
         <w:rPr>
           <w:b w:val="0"/>
-          <w:color w:val="000000"/>
+          <w:color w:val="00703C"/>
           <w:sz w:val="22"/>
         </w:rPr>
         <w:t>immatriculation du salarié au régime général ou aux assurances sociales agricoles s'il s'agit d'un salarié agricole ;</w:t>
@@ -850,7 +850,7 @@
       <w:r>
         <w:rPr>
           <w:b w:val="0"/>
-          <w:color w:val="000000"/>
+          <w:color w:val="BF5700"/>
           <w:sz w:val="22"/>
         </w:rPr>
         <w:t>La DPAE doit être adressée au plus tôt dans les 8 jours précédant la date prévisible d'embauche à l'URSSAF dans le</w:t>
@@ -900,7 +900,7 @@
       <w:r>
         <w:rPr>
           <w:b w:val="0"/>
-          <w:color w:val="000000"/>
+          <w:color w:val="BF5700"/>
           <w:sz w:val="22"/>
         </w:rPr>
         <w:t>Le non-respect de cette obligation entraîne une pénalité dont le montant est égal à trois cents fois le taux horaire du</w:t>
@@ -943,7 +943,7 @@
       <w:r>
         <w:rPr>
           <w:b w:val="0"/>
-          <w:color w:val="000000"/>
+          <w:color w:val="BF5700"/>
           <w:sz w:val="22"/>
         </w:rPr>
         <w:t>d'aptitude à l'embauche une obligation. Lui est substituée une visite d'information et de prévention qui doit avoir lieu</w:t>
@@ -983,7 +983,7 @@
       <w:r>
         <w:rPr>
           <w:b w:val="0"/>
-          <w:color w:val="000000"/>
+          <w:color w:val="BF5700"/>
           <w:sz w:val="22"/>
         </w:rPr>
         <w:t>Une visite d'aptitude reste cependant obligatoire pour les salariés dont l'emploi présente des risques particuliers pour sa</w:t>
@@ -1016,7 +1016,7 @@
       <w:r>
         <w:rPr>
           <w:b w:val="0"/>
-          <w:color w:val="000000"/>
+          <w:color w:val="BF5700"/>
           <w:sz w:val="22"/>
         </w:rPr>
         <w:t>L'employeur doit obligatoirement tenir un registre unique du personnel sur lequel figure de façon indélébile, les noms et</w:t>
@@ -1036,7 +1036,7 @@
       <w:r>
         <w:rPr>
           <w:b w:val="0"/>
-          <w:color w:val="000000"/>
+          <w:color w:val="BF5700"/>
           <w:sz w:val="22"/>
         </w:rPr>
         <w:t>En outre le registre doit comporter les indications suivantes pour chaque salarié :</w:t>
@@ -1072,7 +1072,7 @@
           <w:color w:val="2F5496"/>
           <w:sz w:val="24"/>
         </w:rPr>
-        <w:t>LES AUTRES FORMALITÉS D •</w:t>
+        <w:t>D • LES AUTRES FORMALITÉS</w:t>
       </w:r>
     </w:p>
     <w:p>
